--- a/Norfolk_AI_Impact_Board_One_Pager_FINAL v 0.docx
+++ b/Norfolk_AI_Impact_Board_One_Pager_FINAL v 0.docx
@@ -41,7 +41,7 @@
           <w:sz w:val="18"/>
           <w:szCs w:val="18"/>
         </w:rPr>
-        <w:t>Proposal for discussion with Norfolk Chambers of Commerce leadership and relevant digital governance stakeholders</w:t>
+        <w:t>Prepared for discussion with Norfolk business and civic leadership and relevant digital governance stakeholders.</w:t>
       </w:r>
     </w:p>
     <w:p>
